--- a/cv/DongyoungKim_CV_2020_ko.docx
+++ b/cv/DongyoungKim_CV_2020_ko.docx
@@ -818,7 +818,6 @@
               </w:rPr>
               <w:t xml:space="preserve">: </w:t>
             </w:r>
-            <w:proofErr w:type="spellStart"/>
             <w:r>
               <w:rPr>
                 <w:rFonts w:eastAsia="NanumSquare" w:hint="eastAsia"/>
@@ -829,14 +828,7 @@
               <w:rPr>
                 <w:rFonts w:eastAsia="NanumSquare"/>
               </w:rPr>
-              <w:t>aimund</w:t>
-            </w:r>
-            <w:proofErr w:type="spellEnd"/>
-            <w:r>
-              <w:rPr>
-                <w:rFonts w:eastAsia="NanumSquare"/>
-              </w:rPr>
-              <w:t xml:space="preserve"> Ober (Texas A&amp;M University).</w:t>
+              <w:t>aimund Ober (Texas A&amp;M University).</w:t>
             </w:r>
           </w:p>
         </w:tc>
@@ -2044,19 +2036,11 @@
                 <w:rFonts w:eastAsia="NanumSquare"/>
               </w:rPr>
             </w:pPr>
-            <w:proofErr w:type="spellStart"/>
-            <w:r>
-              <w:rPr>
-                <w:rFonts w:eastAsia="NanumSquare"/>
-              </w:rPr>
-              <w:t>MLFlow</w:t>
-            </w:r>
-            <w:proofErr w:type="spellEnd"/>
-            <w:r>
-              <w:rPr>
-                <w:rFonts w:eastAsia="NanumSquare"/>
-              </w:rPr>
-              <w:t xml:space="preserve"> </w:t>
+            <w:r>
+              <w:rPr>
+                <w:rFonts w:eastAsia="NanumSquare"/>
+              </w:rPr>
+              <w:t xml:space="preserve">MLFlow </w:t>
             </w:r>
             <w:r>
               <w:rPr>
@@ -2598,21 +2582,7 @@
               <w:rPr>
                 <w:rFonts w:eastAsia="NanumSquare"/>
               </w:rPr>
-              <w:t xml:space="preserve">Michael, I., </w:t>
-            </w:r>
-            <w:proofErr w:type="spellStart"/>
-            <w:r>
-              <w:rPr>
-                <w:rFonts w:eastAsia="NanumSquare"/>
-              </w:rPr>
-              <w:t>Gulenko</w:t>
-            </w:r>
-            <w:proofErr w:type="spellEnd"/>
-            <w:r>
-              <w:rPr>
-                <w:rFonts w:eastAsia="NanumSquare"/>
-              </w:rPr>
-              <w:t xml:space="preserve">, O., Kumar, S., Kumar, S., Clara, J., … Cho, Y.-K. (2020). </w:t>
+              <w:t xml:space="preserve">Michael, I., Gulenko, O., Kumar, S., Kumar, S., Clara, J., … Cho, Y.-K. (2020). </w:t>
             </w:r>
             <w:r>
               <w:rPr>
@@ -5067,21 +5037,7 @@
               <w:rPr>
                 <w:rFonts w:eastAsia="NanumSquare"/>
               </w:rPr>
-              <w:t xml:space="preserve"> ASCB, San </w:t>
-            </w:r>
-            <w:proofErr w:type="spellStart"/>
-            <w:r>
-              <w:rPr>
-                <w:rFonts w:eastAsia="NanumSquare"/>
-              </w:rPr>
-              <w:t>Fransisco</w:t>
-            </w:r>
-            <w:proofErr w:type="spellEnd"/>
-            <w:r>
-              <w:rPr>
-                <w:rFonts w:eastAsia="NanumSquare"/>
-              </w:rPr>
-              <w:t>, CA. 2016</w:t>
+              <w:t xml:space="preserve"> ASCB, San Fransisco, CA. 2016</w:t>
             </w:r>
             <w:r>
               <w:rPr>
@@ -5496,6 +5452,129 @@
               <w:rPr>
                 <w:rFonts w:eastAsia="NanumSquare" w:hint="eastAsia"/>
                 <w:b/>
+                <w:bCs/>
+              </w:rPr>
+              <w:t>김동영</w:t>
+            </w:r>
+            <w:r>
+              <w:rPr>
+                <w:rFonts w:eastAsia="NanumSquare" w:hint="eastAsia"/>
+              </w:rPr>
+              <w:t>,</w:t>
+            </w:r>
+            <w:r>
+              <w:rPr>
+                <w:rFonts w:eastAsia="NanumSquare"/>
+              </w:rPr>
+              <w:t xml:space="preserve"> </w:t>
+            </w:r>
+            <w:r>
+              <w:rPr>
+                <w:rFonts w:eastAsia="NanumSquare" w:hint="eastAsia"/>
+              </w:rPr>
+              <w:t>곽명성,</w:t>
+            </w:r>
+            <w:r>
+              <w:rPr>
+                <w:rFonts w:eastAsia="NanumSquare"/>
+              </w:rPr>
+              <w:t xml:space="preserve"> </w:t>
+            </w:r>
+            <w:r>
+              <w:rPr>
+                <w:rFonts w:eastAsia="NanumSquare" w:hint="eastAsia"/>
+              </w:rPr>
+              <w:t>원은지,</w:t>
+            </w:r>
+            <w:r>
+              <w:rPr>
+                <w:rFonts w:eastAsia="NanumSquare"/>
+              </w:rPr>
+              <w:t xml:space="preserve"> </w:t>
+            </w:r>
+            <w:r>
+              <w:rPr>
+                <w:rFonts w:eastAsia="NanumSquare" w:hint="eastAsia"/>
+              </w:rPr>
+              <w:t>광학이미지문서 생성을 위한 인공지능 기반 시뮬레이터</w:t>
+            </w:r>
+            <w:r>
+              <w:rPr>
+                <w:rFonts w:eastAsia="NanumSquare" w:hint="eastAsia"/>
+              </w:rPr>
+              <w:t xml:space="preserve"> </w:t>
+            </w:r>
+            <w:r>
+              <w:rPr>
+                <w:rFonts w:eastAsia="NanumSquare"/>
+              </w:rPr>
+              <w:t>(METHOD FOR MANAGING TRAINING DATA FOR OPTICAL CHARACTER RECOGNITION)</w:t>
+            </w:r>
+            <w:r>
+              <w:rPr>
+                <w:rFonts w:eastAsia="NanumSquare"/>
+              </w:rPr>
+              <w:t xml:space="preserve">, </w:t>
+            </w:r>
+            <w:r>
+              <w:rPr>
+                <w:rFonts w:eastAsia="NanumSquare" w:hint="eastAsia"/>
+              </w:rPr>
+              <w:t>한국특허출원</w:t>
+            </w:r>
+            <w:r>
+              <w:rPr>
+                <w:rFonts w:eastAsia="NanumSquare" w:hint="eastAsia"/>
+              </w:rPr>
+              <w:t xml:space="preserve"> </w:t>
+            </w:r>
+            <w:r>
+              <w:rPr>
+                <w:rFonts w:eastAsia="NanumSquare"/>
+              </w:rPr>
+              <w:t>1020200059652</w:t>
+            </w:r>
+            <w:r>
+              <w:rPr>
+                <w:rFonts w:eastAsia="NanumSquare" w:hint="eastAsia"/>
+              </w:rPr>
+              <w:t>,</w:t>
+            </w:r>
+            <w:r>
+              <w:rPr>
+                <w:rFonts w:eastAsia="NanumSquare"/>
+              </w:rPr>
+              <w:t xml:space="preserve"> 2020.</w:t>
+            </w:r>
+          </w:p>
+        </w:tc>
+      </w:tr>
+      <w:tr>
+        <w:trPr>
+          <w:gridAfter w:val="1"/>
+          <w:wAfter w:w="10" w:type="dxa"/>
+        </w:trPr>
+        <w:tc>
+          <w:tcPr>
+            <w:tcW w:w="9350" w:type="dxa"/>
+            <w:gridSpan w:val="3"/>
+            <w:tcBorders>
+              <w:top w:val="single" w:sz="4" w:space="0" w:color="D9D9D9"/>
+              <w:bottom w:val="single" w:sz="4" w:space="0" w:color="D9D9D9"/>
+            </w:tcBorders>
+            <w:shd w:val="clear" w:color="auto" w:fill="auto"/>
+          </w:tcPr>
+          <w:p>
+            <w:pPr>
+              <w:rPr>
+                <w:rFonts w:eastAsia="NanumSquare" w:hint="eastAsia"/>
+                <w:b/>
+              </w:rPr>
+            </w:pPr>
+            <w:r>
+              <w:rPr>
+                <w:rFonts w:eastAsia="NanumSquare" w:hint="eastAsia"/>
+                <w:b/>
               </w:rPr>
               <w:t>김동영,</w:t>
             </w:r>
@@ -6631,22 +6710,6 @@
               <w:t>유창함</w:t>
             </w:r>
           </w:p>
-          <w:p>
-            <w:pPr>
-              <w:spacing w:after="240"/>
-              <w:rPr>
-                <w:rFonts w:eastAsia="NanumSquare"/>
-              </w:rPr>
-            </w:pPr>
-          </w:p>
-          <w:p>
-            <w:pPr>
-              <w:spacing w:after="240"/>
-              <w:rPr>
-                <w:rFonts w:eastAsia="NanumSquare"/>
-              </w:rPr>
-            </w:pPr>
-          </w:p>
         </w:tc>
       </w:tr>
       <w:tr>
@@ -6958,21 +7021,7 @@
               <w:rPr>
                 <w:rFonts w:eastAsia="NanumSquare"/>
               </w:rPr>
-              <w:t xml:space="preserve">NI </w:t>
-            </w:r>
-            <w:proofErr w:type="spellStart"/>
-            <w:r>
-              <w:rPr>
-                <w:rFonts w:eastAsia="NanumSquare"/>
-              </w:rPr>
-              <w:t>LabWindows</w:t>
-            </w:r>
-            <w:proofErr w:type="spellEnd"/>
-            <w:r>
-              <w:rPr>
-                <w:rFonts w:eastAsia="NanumSquare"/>
-              </w:rPr>
-              <w:t>/CVI, NI LabView</w:t>
+              <w:t>NI LabWindows/CVI, NI LabView</w:t>
             </w:r>
             <w:r>
               <w:rPr>
@@ -7024,14 +7073,12 @@
                 <w:rFonts w:eastAsia="NanumSquare"/>
               </w:rPr>
             </w:pPr>
-            <w:proofErr w:type="spellStart"/>
             <w:r>
               <w:rPr>
                 <w:rFonts w:eastAsia="NanumSquare"/>
               </w:rPr>
               <w:t>Zemax</w:t>
             </w:r>
-            <w:proofErr w:type="spellEnd"/>
             <w:r>
               <w:rPr>
                 <w:rFonts w:eastAsia="NanumSquare"/>
@@ -7555,21 +7602,7 @@
               <w:rPr>
                 <w:rFonts w:eastAsia="NanumSquare"/>
               </w:rPr>
-              <w:t xml:space="preserve">Michael, I., </w:t>
-            </w:r>
-            <w:proofErr w:type="spellStart"/>
-            <w:r>
-              <w:rPr>
-                <w:rFonts w:eastAsia="NanumSquare"/>
-              </w:rPr>
-              <w:t>Gulenko</w:t>
-            </w:r>
-            <w:proofErr w:type="spellEnd"/>
-            <w:r>
-              <w:rPr>
-                <w:rFonts w:eastAsia="NanumSquare"/>
-              </w:rPr>
-              <w:t xml:space="preserve">, O., Kumar, S., Kumar, S., Clara, J., … Cho, Y.-K. (2020). </w:t>
+              <w:t xml:space="preserve">Michael, I., Gulenko, O., Kumar, S., Kumar, S., Clara, J., … Cho, Y.-K. (2020). </w:t>
             </w:r>
             <w:r>
               <w:rPr>
@@ -7893,21 +7926,7 @@
               <w:rPr>
                 <w:rFonts w:eastAsia="NanumSquare"/>
               </w:rPr>
-              <w:t xml:space="preserve">, Velmurugan, R., Kim, D., Tian, H., </w:t>
-            </w:r>
-            <w:proofErr w:type="spellStart"/>
-            <w:r>
-              <w:rPr>
-                <w:rFonts w:eastAsia="NanumSquare"/>
-              </w:rPr>
-              <w:t>Schroit</w:t>
-            </w:r>
-            <w:proofErr w:type="spellEnd"/>
-            <w:r>
-              <w:rPr>
-                <w:rFonts w:eastAsia="NanumSquare"/>
-              </w:rPr>
-              <w:t xml:space="preserve">, A., Mason, R., Ober, R. J. and Ward, E. S. </w:t>
+              <w:t xml:space="preserve">, Velmurugan, R., Kim, D., Tian, H., Schroit, A., Mason, R., Ober, R. J. and Ward, E. S. </w:t>
             </w:r>
             <w:r>
               <w:rPr>
@@ -7930,47 +7949,11 @@
                 <w:rFonts w:eastAsia="NanumSquare"/>
               </w:rPr>
             </w:pPr>
-            <w:proofErr w:type="spellStart"/>
-            <w:r>
-              <w:rPr>
-                <w:rFonts w:eastAsia="NanumSquare"/>
-              </w:rPr>
-              <w:t>Devanaboyina</w:t>
-            </w:r>
-            <w:proofErr w:type="spellEnd"/>
-            <w:r>
-              <w:rPr>
-                <w:rFonts w:eastAsia="NanumSquare"/>
-              </w:rPr>
-              <w:t xml:space="preserve">, S. C., </w:t>
-            </w:r>
-            <w:proofErr w:type="spellStart"/>
-            <w:r>
-              <w:rPr>
-                <w:rFonts w:eastAsia="NanumSquare"/>
-              </w:rPr>
-              <w:t>Khare</w:t>
-            </w:r>
-            <w:proofErr w:type="spellEnd"/>
-            <w:r>
-              <w:rPr>
-                <w:rFonts w:eastAsia="NanumSquare"/>
-              </w:rPr>
-              <w:t xml:space="preserve">, P., </w:t>
-            </w:r>
-            <w:proofErr w:type="spellStart"/>
-            <w:r>
-              <w:rPr>
-                <w:rFonts w:eastAsia="NanumSquare"/>
-              </w:rPr>
-              <w:t>Challa</w:t>
-            </w:r>
-            <w:proofErr w:type="spellEnd"/>
-            <w:r>
-              <w:rPr>
-                <w:rFonts w:eastAsia="NanumSquare"/>
-              </w:rPr>
-              <w:t xml:space="preserve">, </w:t>
+            <w:r>
+              <w:rPr>
+                <w:rFonts w:eastAsia="NanumSquare"/>
+              </w:rPr>
+              <w:t xml:space="preserve">Devanaboyina, S. C., Khare, P., Challa, </w:t>
             </w:r>
             <w:r>
               <w:rPr>
@@ -8092,19 +8075,11 @@
                 <w:rFonts w:eastAsia="NanumSquare"/>
               </w:rPr>
             </w:pPr>
-            <w:proofErr w:type="spellStart"/>
-            <w:r>
-              <w:rPr>
-                <w:rFonts w:eastAsia="NanumSquare"/>
-              </w:rPr>
-              <w:t>Poovasery</w:t>
-            </w:r>
-            <w:proofErr w:type="spellEnd"/>
-            <w:r>
-              <w:rPr>
-                <w:rFonts w:eastAsia="NanumSquare"/>
-              </w:rPr>
-              <w:t xml:space="preserve"> J.S., Kang J.C., </w:t>
+            <w:r>
+              <w:rPr>
+                <w:rFonts w:eastAsia="NanumSquare"/>
+              </w:rPr>
+              <w:t xml:space="preserve">Poovasery J.S., Kang J.C., </w:t>
             </w:r>
             <w:r>
               <w:rPr>
@@ -8124,23 +8099,7 @@
                 <w:rFonts w:eastAsia="NanumSquare"/>
                 <w:b/>
               </w:rPr>
-              <w:t xml:space="preserve">Antibody targeting of HER2/HER3 signaling overcomes </w:t>
-            </w:r>
-            <w:proofErr w:type="spellStart"/>
-            <w:r>
-              <w:rPr>
-                <w:rFonts w:eastAsia="NanumSquare"/>
-                <w:b/>
-              </w:rPr>
-              <w:t>heregulin</w:t>
-            </w:r>
-            <w:proofErr w:type="spellEnd"/>
-            <w:r>
-              <w:rPr>
-                <w:rFonts w:eastAsia="NanumSquare"/>
-                <w:b/>
-              </w:rPr>
-              <w:t>-induced resistance to PI3K inhibition in prostate cancer.</w:t>
+              <w:t>Antibody targeting of HER2/HER3 signaling overcomes heregulin-induced resistance to PI3K inhibition in prostate cancer.</w:t>
             </w:r>
             <w:r>
               <w:rPr>
@@ -8180,21 +8139,7 @@
               <w:rPr>
                 <w:rFonts w:eastAsia="NanumSquare"/>
               </w:rPr>
-              <w:t xml:space="preserve"> ASCB, San </w:t>
-            </w:r>
-            <w:proofErr w:type="spellStart"/>
-            <w:r>
-              <w:rPr>
-                <w:rFonts w:eastAsia="NanumSquare"/>
-              </w:rPr>
-              <w:t>Fransisco</w:t>
-            </w:r>
-            <w:proofErr w:type="spellEnd"/>
-            <w:r>
-              <w:rPr>
-                <w:rFonts w:eastAsia="NanumSquare"/>
-              </w:rPr>
-              <w:t>, CA. 2016.</w:t>
+              <w:t xml:space="preserve"> ASCB, San Fransisco, CA. 2016.</w:t>
             </w:r>
           </w:p>
           <w:p>
@@ -8288,21 +8233,7 @@
               <w:rPr>
                 <w:rFonts w:eastAsia="NanumSquare"/>
               </w:rPr>
-              <w:t xml:space="preserve">. </w:t>
-            </w:r>
-            <w:proofErr w:type="spellStart"/>
-            <w:r>
-              <w:rPr>
-                <w:rFonts w:eastAsia="NanumSquare"/>
-              </w:rPr>
-              <w:t>mAbs</w:t>
-            </w:r>
-            <w:proofErr w:type="spellEnd"/>
-            <w:r>
-              <w:rPr>
-                <w:rFonts w:eastAsia="NanumSquare"/>
-              </w:rPr>
-              <w:t xml:space="preserve"> 2014</w:t>
+              <w:t>. mAbs 2014</w:t>
             </w:r>
           </w:p>
           <w:p>
@@ -8312,19 +8243,11 @@
                 <w:rFonts w:eastAsia="NanumSquare"/>
               </w:rPr>
             </w:pPr>
-            <w:proofErr w:type="spellStart"/>
-            <w:r>
-              <w:rPr>
-                <w:rFonts w:eastAsia="NanumSquare"/>
-              </w:rPr>
-              <w:t>Devanaboyina</w:t>
-            </w:r>
-            <w:proofErr w:type="spellEnd"/>
-            <w:r>
-              <w:rPr>
-                <w:rFonts w:eastAsia="NanumSquare"/>
-              </w:rPr>
-              <w:t xml:space="preserve"> SC, Lynch SM, Ober RJ, Ram S, </w:t>
+            <w:r>
+              <w:rPr>
+                <w:rFonts w:eastAsia="NanumSquare"/>
+              </w:rPr>
+              <w:t xml:space="preserve">Devanaboyina SC, Lynch SM, Ober RJ, Ram S, </w:t>
             </w:r>
             <w:r>
               <w:rPr>
@@ -8337,21 +8260,7 @@
               <w:rPr>
                 <w:rFonts w:eastAsia="NanumSquare"/>
               </w:rPr>
-              <w:t xml:space="preserve">, Puig-Canto A, Breen S, </w:t>
-            </w:r>
-            <w:proofErr w:type="spellStart"/>
-            <w:r>
-              <w:rPr>
-                <w:rFonts w:eastAsia="NanumSquare"/>
-              </w:rPr>
-              <w:t>Kasturirangan</w:t>
-            </w:r>
-            <w:proofErr w:type="spellEnd"/>
-            <w:r>
-              <w:rPr>
-                <w:rFonts w:eastAsia="NanumSquare"/>
-              </w:rPr>
-              <w:t xml:space="preserve"> S, Fowler S, Peng L, et al. </w:t>
+              <w:t xml:space="preserve">, Puig-Canto A, Breen S, Kasturirangan S, Fowler S, Peng L, et al. </w:t>
             </w:r>
             <w:r>
               <w:rPr>
@@ -8364,21 +8273,7 @@
               <w:rPr>
                 <w:rFonts w:eastAsia="NanumSquare"/>
               </w:rPr>
-              <w:t xml:space="preserve">. </w:t>
-            </w:r>
-            <w:proofErr w:type="spellStart"/>
-            <w:r>
-              <w:rPr>
-                <w:rFonts w:eastAsia="NanumSquare"/>
-              </w:rPr>
-              <w:t>mAbs</w:t>
-            </w:r>
-            <w:proofErr w:type="spellEnd"/>
-            <w:r>
-              <w:rPr>
-                <w:rFonts w:eastAsia="NanumSquare"/>
-              </w:rPr>
-              <w:t xml:space="preserve"> </w:t>
+              <w:t xml:space="preserve">. mAbs </w:t>
             </w:r>
             <w:r>
               <w:rPr>
@@ -8505,21 +8400,7 @@
               <w:rPr>
                 <w:rFonts w:eastAsia="NanumSquare"/>
               </w:rPr>
-              <w:t xml:space="preserve"> </w:t>
-            </w:r>
-            <w:proofErr w:type="spellStart"/>
-            <w:r>
-              <w:rPr>
-                <w:rFonts w:eastAsia="NanumSquare"/>
-              </w:rPr>
-              <w:t>Microscopy</w:t>
-            </w:r>
-            <w:proofErr w:type="spellEnd"/>
-            <w:r>
-              <w:rPr>
-                <w:rFonts w:eastAsia="NanumSquare"/>
-              </w:rPr>
-              <w:t xml:space="preserve"> and Microanalysis</w:t>
+              <w:t xml:space="preserve"> Microscopy and Microanalysis</w:t>
             </w:r>
             <w:r>
               <w:rPr>
